--- a/roteiros/elvis/Elvis_Parte5_Final.docx
+++ b/roteiros/elvis/Elvis_Parte5_Final.docx
@@ -189,9 +189,9 @@
     <w:p>
       <w:r>
         <w:rPr>
-          <w:color w:val="000000"/>
+          <w:color w:val="C00000"/>
         </w:rPr>
-        <w:t>E naquele mesmo dia, vinte e seis de junho, o Coronel fazia sessenta e oito anos.</w:t>
+        <w:t>E aqui está o detalhe que quase ninguém conectou. Naquele mesmo dia, vinte e seis de junho, o Coronel fazia sessenta e oito anos.</w:t>
       </w:r>
     </w:p>
     <w:p>
@@ -319,7 +319,7 @@
         <w:rPr>
           <w:color w:val="000000"/>
         </w:rPr>
-        <w:t>E havia mais uma data escondida naquela tarde. Dois dias antes, em catorze de agosto, tinham se completado dezenove anos da morte de Gladys. O filho que nunca superou a perda da mãe morreu quase no mesmo dia que ela.</w:t>
+        <w:t>Havia mais uma data escondida naquela tarde. Dois dias antes, em catorze de agosto, tinham se completado dezenove anos da morte de Gladys. O filho que nunca superou a perda da mãe morreu quase no mesmo dia que ela.</w:t>
       </w:r>
     </w:p>
     <w:p>
@@ -383,7 +383,7 @@
         <w:rPr>
           <w:color w:val="000000"/>
         </w:rPr>
-        <w:t>E foi exatamente o que ele fez.</w:t>
+        <w:t>Foi exatamente o que ele fez.</w:t>
       </w:r>
     </w:p>
     <w:p>
@@ -421,7 +421,7 @@
     <w:p>
       <w:r>
         <w:rPr>
-          <w:color w:val="000000"/>
+          <w:color w:val="C00000"/>
         </w:rPr>
         <w:t>E aqui está uma das ironias mais cruéis dessa história. Grande parte daquelas músicas vendidas aos milhões depois da morte dele fazia parte do catálogo vendido em mil novecentos e setenta e três. Os royalties dessas vendas já não iam para a família de Elvis.</w:t>
       </w:r>
@@ -439,7 +439,7 @@
         <w:rPr>
           <w:color w:val="000000"/>
         </w:rPr>
-        <w:t>E até ali, diante do corpo do Rei, alguém viu uma oportunidade de negócio. Um primo de Elvis tirou uma foto dele dentro do caixão e vendeu para um tabloide americano. A capa com aquela imagem virou a edição mais vendida da história da revista, com milhões de exemplares.</w:t>
+        <w:t>Até ali, diante do corpo do Rei, alguém viu uma oportunidade de negócio. Um primo de Elvis tirou uma foto dele dentro do caixão e vendeu para um tabloide americano. A capa com aquela imagem virou a edição mais vendida da história da revista, com milhões de exemplares.</w:t>
       </w:r>
     </w:p>
     <w:p>
@@ -463,7 +463,7 @@
         <w:rPr>
           <w:color w:val="000000"/>
         </w:rPr>
-        <w:t>E o Coronel apareceu no funeral vestindo uma camisa havaiana.</w:t>
+        <w:t>O Coronel apareceu no funeral vestindo uma camisa havaiana.</w:t>
       </w:r>
     </w:p>
     <w:p>
@@ -527,7 +527,7 @@
         <w:rPr>
           <w:color w:val="000000"/>
         </w:rPr>
-        <w:t>E, menos de dois anos depois, Vernon Presley morreu de um ataque cardíaco. Tinha sessenta e três anos.</w:t>
+        <w:t>Menos de dois anos depois, Vernon Presley morreu de um ataque cardíaco. Tinha sessenta e três anos.</w:t>
       </w:r>
     </w:p>
     <w:p>
@@ -591,7 +591,7 @@
         <w:rPr>
           <w:color w:val="000000"/>
         </w:rPr>
-        <w:t>E o assassino deixou um detalhe que chocou a polícia. Espalhou uma camada fina de pimenta em volta do corpo antes de fugir. A suspeita é que ele queria atrapalhar os cães farejadores.</w:t>
+        <w:t>O assassino deixou um detalhe que chocou a polícia. Espalhou uma camada fina de pimenta em volta do corpo antes de fugir. A suspeita é que ele queria atrapalhar os cães farejadores.</w:t>
       </w:r>
     </w:p>
     <w:p>
@@ -607,7 +607,7 @@
         <w:rPr>
           <w:color w:val="000000"/>
         </w:rPr>
-        <w:t>E foi justamente naquela época que Andreas van Kuijk, então com dezenove anos, desapareceu.</w:t>
+        <w:t>Foi justamente naquela época que Andreas van Kuijk, então com dezenove anos, desapareceu.</w:t>
       </w:r>
     </w:p>
     <w:p>
@@ -623,7 +623,7 @@
         <w:rPr>
           <w:color w:val="000000"/>
         </w:rPr>
-        <w:t>E nunca mais voltou à Holanda. Nem para visitar o túmulo da mãe, nem depois da morte de Elvis, quando já não havia carreira nenhuma para proteger.</w:t>
+        <w:t>Nunca mais voltou à Holanda. Nem para visitar o túmulo da mãe, nem depois da morte de Elvis, quando já não havia carreira nenhuma para proteger.</w:t>
       </w:r>
     </w:p>
     <w:p>
@@ -645,9 +645,9 @@
     <w:p>
       <w:r>
         <w:rPr>
-          <w:color w:val="000000"/>
+          <w:color w:val="C00000"/>
         </w:rPr>
-        <w:t>Mas a coincidência ficou para sempre.</w:t>
+        <w:t>Mas a coincidência ficou para sempre. E, quando você olha para ela com calma, é impossível não sentir um frio na espinha.</w:t>
       </w:r>
     </w:p>
     <w:p>
@@ -727,7 +727,7 @@
         <w:rPr>
           <w:color w:val="000000"/>
         </w:rPr>
-        <w:t>E aqui aparece o quarto e último objeto dessa história.</w:t>
+        <w:t>Aqui aparece o quarto e último objeto dessa história.</w:t>
       </w:r>
     </w:p>
     <w:p>
@@ -895,7 +895,7 @@
         <w:rPr>
           <w:color w:val="000000"/>
         </w:rPr>
-        <w:t>E houve um último detalhe.</w:t>
+        <w:t>Houve um último detalhe.</w:t>
       </w:r>
     </w:p>
     <w:p>
